--- a/24120029_24120070/24120029_24120070.docx
+++ b/24120029_24120070/24120029_24120070.docx
@@ -641,7 +641,7 @@
           </w:tcPr>
           <w:p>
             <w:r>
-              <w:t>T10-67E7</w:t>
+              <w:t>T10-62E2</w:t>
             </w:r>
           </w:p>
         </w:tc>
@@ -2157,7 +2157,7 @@
           </w:tcPr>
           <w:p>
             <w:r>
-              <w:t>T10-67E7</w:t>
+              <w:t>T10-62E2</w:t>
             </w:r>
           </w:p>
         </w:tc>
@@ -2331,7 +2331,7 @@
     </w:p>
     <w:p>
       <w:r>
-        <w:t>Cách chạy: python keygen.py 2412002924120070 hoặc keygen.exe 2412002924120070. Mặc định keygen dùng day=2 (Tuesday) để khớp serial minh họa T10-67E7; dùng --day 0..5 cho các nhánh đã implement (Sunday đến Friday), hoặc --current-day nếu muốn thử ngày hiện tại. Nhánh Saturday=6 chưa implement. Nếu mở keygen.exe bằng double-click, chương trình sẽ dừng ở dòng Press Enter to exit... sau khi in serial; nhấn Enter để đóng cửa sổ.</w:t>
+        <w:t>Cách chạy: python keygen.py 2412002924120070 hoặc keygen.exe 2412002924120070. Mặc định keygen dùng day=2 (Tuesday) để khớp serial minh họa T10-62E2; dùng --day 0..5 cho các nhánh đã implement (Sunday đến Friday), hoặc --current-day nếu muốn thử ngày hiện tại. Nhánh Saturday=6 chưa implement. Nếu mở keygen.exe bằng double-click, chương trình sẽ dừng ở dòng Press Enter to exit... sau khi in serial; nhấn Enter để đóng cửa sổ.</w:t>
       </w:r>
       <w:r/>
     </w:p>

--- a/24120029_24120070/24120029_24120070.docx
+++ b/24120029_24120070/24120029_24120070.docx
@@ -189,7 +189,7 @@
           </w:tcPr>
           <w:p>
             <w:r>
-              <w:t>19/05/2026</w:t>
+              <w:t>22/05/2026</w:t>
             </w:r>
           </w:p>
         </w:tc>
@@ -2018,7 +2018,7 @@
     </w:p>
     <w:p>
       <w:r>
-        <w:t>Phần .NET chỉ là loader: SerialMaker.SerialCheck gọi helper.dll!xor0_fun. Logic thật nằm trong helper.dll và rẽ nhánh theo GetLocalTime().wDayOfWeek. Với ngày hiện tại của môi trường làm bài, nhánh Tuesday sinh serial dạng T10-XXXX.</w:t>
+        <w:t>Phần .NET chỉ là loader: SerialMaker.SerialCheck gọi helper.dll!xor0_fun. Logic thật nằm trong helper.dll và rẽ nhánh theo GetLocalTime().wDayOfWeek. Báo cáo và keygen mặc định dùng nhánh Tuesday đã xác minh để ví dụ luôn chạy được; nếu cần kiểm tra theo ngày thực tế, truyền --current-day hoặc --day tương ứng.</w:t>
       </w:r>
     </w:p>
     <w:tbl>
@@ -2322,7 +2322,7 @@
     </w:p>
     <w:p>
       <w:r>
-        <w:t>Cách chạy: python keygen.py 2412002924120070 hoặc keygen.exe 2412002924120070. Có thể dùng --day 2 để ép nhánh Tuesday.</w:t>
+        <w:t>Cách chạy: python keygen.py 2412002924120070 hoặc keygen.exe 2412002924120070. Mặc định keygen dùng day=2 (Tuesday) để khớp serial minh họa T10-67E7; dùng --day 0/2/3 cho các nhánh đã implement, hoặc --current-day nếu muốn thử ngày hiện tại.</w:t>
       </w:r>
     </w:p>
     <w:p>
@@ -2494,7 +2494,7 @@
         <w:pStyle w:val="ListBullet"/>
       </w:pPr>
       <w:r>
-        <w:t>Nếu chạy crackme4 vào ngày khác Tuesday, dùng --day để kiểm tra nhánh phù hợp hoặc bổ sung thuật toán cho nhánh ngày đó.</w:t>
+        <w:t>Nếu muốn chạy crackme4 đúng ngày hiện tại khác Sunday/Tuesday/Wednesday, cần phân tích và bổ sung thuật toán cho nhánh ngày đó.</w:t>
       </w:r>
     </w:p>
     <w:sectPr>

--- a/24120029_24120070/24120029_24120070.docx
+++ b/24120029_24120070/24120029_24120070.docx
@@ -1234,6 +1234,9 @@
       <w:r>
         <w:t>Cách chạy: python keygen.py 2412002924120070 hoặc keygen.exe 2412002924120070.</w:t>
       </w:r>
+      <w:r>
+        <w:t xml:space="preserve"> Nếu mở keygen.exe bằng double-click, chương trình sẽ dừng ở dòng Press Enter to exit... sau khi in serial; nhấn Enter để đóng cửa sổ.</w:t>
+      </w:r>
     </w:p>
     <w:p>
       <w:pPr>
@@ -1574,6 +1577,9 @@
     <w:p>
       <w:r>
         <w:t>Cách chạy: python keygen.py 2412002924120070 hoặc keygen.exe 2412002924120070.</w:t>
+      </w:r>
+      <w:r>
+        <w:t xml:space="preserve"> Nếu mở keygen.exe bằng double-click, chương trình sẽ dừng ở dòng Press Enter to exit... sau khi in serial; nhấn Enter để đóng cửa sổ.</w:t>
       </w:r>
     </w:p>
     <w:p>
@@ -1959,6 +1965,9 @@
       <w:r>
         <w:t>Cách chạy: python keygen.py 2412002924120070 hoặc keygen.exe 2412002924120070.</w:t>
       </w:r>
+      <w:r>
+        <w:t xml:space="preserve"> Nếu mở keygen.exe bằng double-click, chương trình sẽ dừng ở dòng Press Enter to exit... sau khi in serial; nhấn Enter để đóng cửa sổ.</w:t>
+      </w:r>
     </w:p>
     <w:p>
       <w:pPr>
@@ -2324,6 +2333,9 @@
       <w:r>
         <w:t>Cách chạy: python keygen.py 2412002924120070 hoặc keygen.exe 2412002924120070. Mặc định keygen dùng day=2 (Tuesday) để khớp serial minh họa T10-67E7; dùng --day 0/2/3 cho các nhánh đã implement, hoặc --current-day nếu muốn thử ngày hiện tại.</w:t>
       </w:r>
+      <w:r>
+        <w:t xml:space="preserve"> Nếu mở keygen.exe bằng double-click, chương trình sẽ dừng ở dòng Press Enter to exit... sau khi in serial; nhấn Enter để đóng cửa sổ.</w:t>
+      </w:r>
     </w:p>
     <w:p>
       <w:pPr>

--- a/24120029_24120070/24120029_24120070.docx
+++ b/24120029_24120070/24120029_24120070.docx
@@ -501,7 +501,7 @@
           </w:tcPr>
           <w:p>
             <w:r>
-              <w:t>3427100330436634406253240446315271072377652222726405577</w:t>
+              <w:t>4642KL2673302MO7OKJ7</w:t>
             </w:r>
           </w:p>
         </w:tc>
@@ -1466,7 +1466,7 @@
           </w:tcPr>
           <w:p>
             <w:r>
-              <w:t>3427100330436634406253240446315271072377652222726405577</w:t>
+              <w:t>4642KL2673302MO7OKJ7</w:t>
             </w:r>
           </w:p>
         </w:tc>
@@ -1554,7 +1554,7 @@
           <w:rFonts w:ascii="Consolas" w:hAnsi="Consolas" w:eastAsia="Consolas"/>
           <w:sz w:val="18"/>
         </w:rPr>
-        <w:t>for each DWORD: format as 11-digit octal</w:t>
+        <w:t>for each digest byte: take low nibble and map 0..9 to '0'..'9', 10..15 to 'J'..'O' by adding 0x40</w:t>
       </w:r>
     </w:p>
     <w:p>
@@ -1566,12 +1566,12 @@
           <w:rFonts w:ascii="Consolas" w:hAnsi="Consolas" w:eastAsia="Consolas"/>
           <w:sz w:val="18"/>
         </w:rPr>
-        <w:t>serial = concat(5 octal blocks)  # total 55 characters</w:t>
+        <w:t>serial = concat(20 mapped characters)  # one character per digest byte</w:t>
       </w:r>
     </w:p>
     <w:p>
       <w:r>
-        <w:t>Dấu hiệu trong assembly: luồng kiểm tra bị che bởi SEH handler tại 0x402065; nhánh kiểm tra độ dài dùng cmp eax,0x37; vùng 0x4015D7 có cấu trúc tương ứng vòng xử lý digest SHA-1.</w:t>
+        <w:t>Dấu hiệu trong assembly: luồng kiểm tra bị che bởi SEH handler tại 0x402065; nhánh kiểm tra độ dài dùng cmp eax,0x37; vùng 0x4015D7 có cấu trúc tương ứng vòng nén SHA-1 80 round; đoạn 0x401AC4..0x401BF5 lặp 0x14 lần để so khớp 20 ký tự serial.</w:t>
       </w:r>
     </w:p>
     <w:p>
@@ -2331,11 +2331,9 @@
     </w:p>
     <w:p>
       <w:r>
-        <w:t>Cách chạy: python keygen.py 2412002924120070 hoặc keygen.exe 2412002924120070. Mặc định keygen dùng day=2 (Tuesday) để khớp serial minh họa T10-67E7; dùng --day 0/2/3 cho các nhánh đã implement, hoặc --current-day nếu muốn thử ngày hiện tại.</w:t>
+        <w:t>Cách chạy: python keygen.py 2412002924120070 hoặc keygen.exe 2412002924120070. Mặc định keygen dùng day=2 (Tuesday) để khớp serial minh họa T10-67E7; dùng --day 0..5 cho các nhánh đã implement (Sunday đến Friday), hoặc --current-day nếu muốn thử ngày hiện tại. Nhánh Saturday=6 chưa implement. Nếu mở keygen.exe bằng double-click, chương trình sẽ dừng ở dòng Press Enter to exit... sau khi in serial; nhấn Enter để đóng cửa sổ.</w:t>
       </w:r>
-      <w:r>
-        <w:t xml:space="preserve"> Nếu mở keygen.exe bằng double-click, chương trình sẽ dừng ở dòng Press Enter to exit... sau khi in serial; nhấn Enter để đóng cửa sổ.</w:t>
-      </w:r>
+      <w:r/>
     </w:p>
     <w:p>
       <w:pPr>

--- a/24120029_24120070/24120029_24120070.docx
+++ b/24120029_24120070/24120029_24120070.docx
@@ -431,7 +431,7 @@
           </w:tcPr>
           <w:p>
             <w:r>
-              <w:t>89041C38-13838BC0-686AA2A0-B9B75D5E</w:t>
+              <w:t>1823E438-6D94BBC0-E1DFE0E1-0C17DFDC</w:t>
             </w:r>
           </w:p>
         </w:tc>
@@ -1091,7 +1091,7 @@
           </w:tcPr>
           <w:p>
             <w:r>
-              <w:t>89041C38-13838BC0-686AA2A0-B9B75D5E</w:t>
+              <w:t>1823E438-6D94BBC0-E1DFE0E1-0C17DFDC</w:t>
             </w:r>
           </w:p>
         </w:tc>
